--- a/shortKeys/shortKeysPluginuri/FugitiveShortkeys.docx
+++ b/shortKeys/shortKeysPluginuri/FugitiveShortkeys.docx
@@ -134,6 +134,12 @@
           <w:rFonts w:asciiTheme="majorHAnsi" w:hAnsiTheme="majorHAnsi"/>
         </w:rPr>
         <w:t xml:space="preserve"> – Deschide o fereastra noua pentru comit</w:t>
+      </w:r>
+      <w:r>
+        <w:rPr>
+          <w:rFonts w:asciiTheme="majorHAnsi" w:hAnsiTheme="majorHAnsi"/>
+        </w:rPr>
+        <w:t xml:space="preserve"> (dupa ce ai scris mesajul de commit faci :wq in terminalu de commit si se executa automat commitul)</w:t>
       </w:r>
     </w:p>
     <w:p>
